--- a/AI for Engineers Course/Week 4/Week4_Assignment.docx
+++ b/AI for Engineers Course/Week 4/Week4_Assignment.docx
@@ -1,5 +1,383 @@
 
-<file path=word/document.xml><?xml version="1.0" encoding="UTF-8" standalone="yes"?><w:document mc:Ignorable="w14 w15 wp14" xmlns:wpc="http://schemas.microsoft.com/office/word/2010/wordprocessingCanvas" xmlns:mc="http://schemas.openxmlformats.org/markup-compatibility/2006" xmlns:o="urn:schemas-microsoft-com:office:office" xmlns:r="http://schemas.openxmlformats.org/officeDocument/2006/relationships" xmlns:m="http://schemas.openxmlformats.org/officeDocument/2006/math" xmlns:v="urn:schemas-microsoft-com:vml" xmlns:wp14="http://schemas.microsoft.com/office/word/2010/wordprocessingDrawing" xmlns:wp="http://schemas.openxmlformats.org/drawingml/2006/wordprocessingDrawing" xmlns:w10="urn:schemas-microsoft-com:office:word" xmlns:w="http://schemas.openxmlformats.org/wordprocessingml/2006/main" xmlns:w14="http://schemas.microsoft.com/office/word/2010/wordml" xmlns:w15="http://schemas.microsoft.com/office/word/2012/wordml" xmlns:wpg="http://schemas.microsoft.com/office/word/2010/wordprocessingGroup" xmlns:wpi="http://schemas.microsoft.com/office/word/2010/wordprocessingInk" xmlns:wne="http://schemas.microsoft.com/office/word/2006/wordml" xmlns:wps="http://schemas.microsoft.com/office/word/2010/wordprocessingShape" xmlns:cx="http://schemas.microsoft.com/office/drawing/2014/chartex" xmlns:cx1="http://schemas.microsoft.com/office/drawing/2015/9/8/chartex" xmlns:cx2="http://schemas.microsoft.com/office/drawing/2015/10/21/chartex" xmlns:cx3="http://schemas.microsoft.com/office/drawing/2016/5/9/chartex" xmlns:cx4="http://schemas.microsoft.com/office/drawing/2016/5/10/chartex" xmlns:cx5="http://schemas.microsoft.com/office/drawing/2016/5/11/chartex" xmlns:cx6="http://schemas.microsoft.com/office/drawing/2016/5/12/chartex" xmlns:cx7="http://schemas.microsoft.com/office/drawing/2016/5/13/chartex" xmlns:cx8="http://schemas.microsoft.com/office/drawing/2016/5/14/chartex" xmlns:aink="http://schemas.microsoft.com/office/drawing/2016/ink" xmlns:am3d="http://schemas.microsoft.com/office/drawing/2017/model3d" xmlns:w16cex="http://schemas.microsoft.com/office/word/2018/wordml/cex" xmlns:w16cid="http://schemas.microsoft.com/office/word/2016/wordml/cid" xmlns:w16="http://schemas.microsoft.com/office/word/2018/wordml" xmlns:w16sdtdh="http://schemas.microsoft.com/office/word/2020/wordml/sdtdatahash" xmlns:w16se="http://schemas.microsoft.com/office/word/2015/wordml/symex"><w:body><w:p><w:pPr><w:pStyle w:val="Heading1"/><w:spacing w:after="400"/><w:jc w:val="center"/></w:pPr><w:r><w:t xml:space="preserve">Week 4 Assignment - Building LLM Applications</w:t></w:r></w:p><w:p><w:pPr><w:spacing w:after="200"/><w:jc w:val="center"/></w:pPr><w:r><w:t xml:space="preserve">Total Points: 100</w:t></w:r></w:p><w:p><w:pPr><w:pStyle w:val="Heading2"/><w:spacing w:before="200" w:after="150"/></w:pPr><w:r><w:t xml:space="preserve">Scenario</w:t></w:r></w:p><w:p><w:pPr><w:spacing w:after="200"/></w:pPr><w:r><w:t xml:space="preserve">You&apos;re building an AI research assistant that helps academics find relevant papers, summarize findings, and extract key information. The system must handle complex queries, maintain context, and provide structured outputs.</w:t></w:r></w:p><w:p><w:pPr><w:pStyle w:val="Heading1"/><w:spacing w:before="300" w:after="200"/></w:pPr><w:r><w:t xml:space="preserve">Part A: Prompt Engineering (40 points)</w:t></w:r></w:p><w:p><w:pPr><w:pStyle w:val="Heading2"/><w:spacing w:before="100" w:after="100"/></w:pPr><w:r><w:t xml:space="preserve">Question A1: Design System Prompts (15 points)</w:t></w:r></w:p><w:p><w:pPr><w:spacing w:after="150"/></w:pPr><w:r><w:t xml:space="preserve">Create three different system prompts for the research assistant:</w:t></w:r></w:p><0/><w:p><w:pPr><w:pStyle w:val="Heading3"/><w:pBdr><w:bottom w:val="single" w:color="CCCCCC" w:space="1"/></w:pBdr><w:spacing w:before="100" w:after="300"/></w:pPr><w:r><w:t xml:space="preserve">Answer: (300-400 words + prompts)</w:t></w:r></w:p><w:p><w:pPr><w:spacing w:after="300"/></w:pPr><w:r><w:t xml:space="preserve">[Your answer here]</w:t></w:r></w:p><w:p><w:pPr><w:pStyle w:val="Heading2"/><w:spacing w:before="100" w:after="100"/></w:pPr><w:r><w:t xml:space="preserve">Question A2: Few-shot Examples (15 points)</w:t></w:r></w:p><w:p><w:pPr><w:spacing w:after="150"/></w:pPr><w:r><w:t xml:space="preserve">Design 3 few-shot examples for paper summarization task. Include:</w:t></w:r></w:p><0/><w:p><w:pPr><w:pStyle w:val="Heading3"/><w:pBdr><w:bottom w:val="single" w:color="CCCCCC" w:space="1"/></w:pBdr><w:spacing w:before="100" w:after="300"/></w:pPr><w:r><w:t xml:space="preserve">Answer:</w:t></w:r></w:p><w:p><w:pPr><w:spacing w:after="300"/></w:pPr><w:r><w:t xml:space="preserve">[Your answer here]</w:t></w:r></w:p><w:p><w:pPr><w:pStyle w:val="Heading2"/><w:spacing w:before="100" w:after="100"/></w:pPr><w:r><w:t xml:space="preserve">Question A3: Chain-of-Thought for Analysis (10 points)</w:t></w:r></w:p><w:p><w:pPr><w:spacing w:after="150"/></w:pPr><w:r><w:t xml:space="preserve">Create a chain-of-thought prompt for analyzing research gaps in a paper.</w:t></w:r></w:p><w:p><w:pPr><w:pStyle w:val="Heading3"/><w:pBdr><w:bottom w:val="single" w:color="CCCCCC" w:space="1"/></w:pBdr><w:spacing w:before="100" w:after="400"/></w:pPr><w:r><w:t xml:space="preserve">Answer:</w:t></w:r></w:p><w:p><w:pPr><w:spacing w:after="400"/></w:pPr><w:r><w:t xml:space="preserve">[Your answer here]</w:t></w:r></w:p><w:p><w:pPr><w:pStyle w:val="Heading1"/><w:spacing w:before="300" w:after="200"/></w:pPr><w:r><w:t xml:space="preserve">Part B: Application Development (40 points)</w:t></w:r></w:p><w:p><w:pPr><w:pStyle w:val="Heading2"/><w:spacing w:before="100" w:after="100"/></w:pPr><w:r><w:t xml:space="preserve">Question B1: Implement Information Extraction (15 points)</w:t></w:r></w:p><w:p><w:pPr><w:spacing w:after="150"/></w:pPr><w:r><w:t xml:space="preserve">Write Python code to extract key information from research papers:</w:t></w:r></w:p><0/><w:p><w:pPr><w:pStyle w:val="Heading3"/><w:pBdr><w:bottom w:val="single" w:color="CCCCCC" w:space="1"/></w:pBdr><w:spacing w:before="100" w:after="300"/></w:pPr><w:r><w:t xml:space="preserve">Code:</w:t></w:r></w:p><w:p><w:pPr><w:spacing w:after="300"/></w:pPr><w:r><w:t xml:space="preserve">[Your code here]</w:t></w:r></w:p><w:p><w:pPr><w:pStyle w:val="Heading2"/><w:spacing w:before="100" w:after="100"/></w:pPr><w:r><w:t xml:space="preserve">Question B2: Build Multi-turn Conversation (15 points)</w:t></w:r></w:p><w:p><w:pPr><w:spacing w:after="150"/></w:pPr><w:r><w:t xml:space="preserve">Implement a conversation manager that maintains context across multiple turns.</w:t></w:r></w:p><w:p><w:pPr><w:pStyle w:val="Heading3"/><w:spacing w:before="100" w:after="100"/></w:pPr><w:r><w:t xml:space="preserve">Requirements:</w:t></w:r></w:p><0/><w:p><w:pPr><w:pStyle w:val="Heading3"/><w:pBdr><w:bottom w:val="single" w:color="CCCCCC" w:space="1"/></w:pBdr><w:spacing w:before="100" w:after="300"/></w:pPr><w:r><w:t xml:space="preserve">Code:</w:t></w:r></w:p><w:p><w:pPr><w:spacing w:after="300"/></w:pPr><w:r><w:t xml:space="preserve">[Your code here]</w:t></w:r></w:p><w:p><w:pPr><w:pStyle w:val="Heading2"/><w:spacing w:before="100" w:after="100"/></w:pPr><w:r><w:t xml:space="preserve">Question B3: Create Text Summarization (10 points)</w:t></w:r></w:p><w:p><w:pPr><w:spacing w:after="150"/></w:pPr><w:r><w:t xml:space="preserve">Implement both extractive and abstractive summarization.</w:t></w:r></w:p><w:p><w:pPr><w:pStyle w:val="Heading3"/><w:pBdr><w:bottom w:val="single" w:color="CCCCCC" w:space="1"/></w:pBdr><w:spacing w:before="100" w:after="400"/></w:pPr><w:r><w:t xml:space="preserve">Code:</w:t></w:r></w:p><w:p><w:pPr><w:spacing w:after="400"/></w:pPr><w:r><w:t xml:space="preserve">[Your code here]</w:t></w:r></w:p><w:p><w:pPr><w:pStyle w:val="Heading1"/><w:spacing w:before="300" w:after="200"/></w:pPr><w:r><w:t xml:space="preserve">Part C: Analysis and Reflection (20 points)</w:t></w:r></w:p><w:p><w:pPr><w:pStyle w:val="Heading2"/><w:spacing w:before="100" w:after="100"/></w:pPr><w:r><w:t xml:space="preserve">Question C1: Prompt Optimization (10 points)</w:t></w:r></w:p><w:p><w:pPr><w:spacing w:after="150"/></w:pPr><w:r><w:t xml:space="preserve">Describe how you would optimize prompts for your research assistant. Discuss:</w:t></w:r></w:p><0/><w:p><w:pPr><w:pStyle w:val="Heading3"/><w:pBdr><w:bottom w:val="single" w:color="CCCCCC" w:space="1"/></w:pBdr><w:spacing w:before="100" w:after="300"/></w:pPr><w:r><w:t xml:space="preserve">Answer: (250-350 words)</w:t></w:r></w:p><w:p><w:pPr><w:spacing w:after="300"/></w:pPr><w:r><w:t xml:space="preserve">[Your answer here]</w:t></w:r></w:p><w:p><w:pPr><w:pStyle w:val="Heading2"/><w:spacing w:before="100" w:after="100"/></w:pPr><w:r><w:t xml:space="preserve">Question C2: Safety and Ethics (10 points)</w:t></w:r></w:p><w:p><w:pPr><w:spacing w:after="150"/></w:pPr><w:r><w:t xml:space="preserve">Address potential issues:</w:t></w:r></w:p><0/><w:p><w:pPr><w:pStyle w:val="Heading3"/><w:pBdr><w:bottom w:val="single" w:color="CCCCCC" w:space="1"/></w:pBdr><w:spacing w:before="100" w:after="400"/></w:pPr><w:r><w:t xml:space="preserve">Answer: (200-300 words)</w:t></w:r></w:p><w:p><w:pPr><w:spacing w:after="400"/></w:pPr><w:r><w:t xml:space="preserve">[Your answer here]</w:t></w:r></w:p><w:sectPr><w:pgSz w:w="11906" w:h="16838" w:orient="portrait"/><w:pgMar w:top="1440" w:right="1440" w:bottom="1440" w:left="1440" w:header="708" w:footer="708" w:gutter="0"/><w:pgNumType/><w:docGrid w:linePitch="360"/></w:sectPr></w:body></w:document>
+<file path=word/document.xml><?xml version="1.0" encoding="utf-8"?>
+<w:document xmlns:wpc="http://schemas.microsoft.com/office/word/2010/wordprocessingCanvas" xmlns:mc="http://schemas.openxmlformats.org/markup-compatibility/2006" xmlns:o="urn:schemas-microsoft-com:office:office" xmlns:r="http://schemas.openxmlformats.org/officeDocument/2006/relationships" xmlns:m="http://schemas.openxmlformats.org/officeDocument/2006/math" xmlns:v="urn:schemas-microsoft-com:vml" xmlns:wp14="http://schemas.microsoft.com/office/word/2010/wordprocessingDrawing" xmlns:wp="http://schemas.openxmlformats.org/drawingml/2006/wordprocessingDrawing" xmlns:w10="urn:schemas-microsoft-com:office:word" xmlns:w="http://schemas.openxmlformats.org/wordprocessingml/2006/main" xmlns:w14="http://schemas.microsoft.com/office/word/2010/wordml" xmlns:w15="http://schemas.microsoft.com/office/word/2012/wordml" xmlns:wpg="http://schemas.microsoft.com/office/word/2010/wordprocessingGroup" xmlns:wpi="http://schemas.microsoft.com/office/word/2010/wordprocessingInk" xmlns:wne="http://schemas.microsoft.com/office/word/2006/wordml" xmlns:wps="http://schemas.microsoft.com/office/word/2010/wordprocessingShape" xmlns:cx="http://schemas.microsoft.com/office/drawing/2014/chartex" xmlns:cx1="http://schemas.microsoft.com/office/drawing/2015/9/8/chartex" xmlns:cx2="http://schemas.microsoft.com/office/drawing/2015/10/21/chartex" xmlns:cx3="http://schemas.microsoft.com/office/drawing/2016/5/9/chartex" xmlns:cx4="http://schemas.microsoft.com/office/drawing/2016/5/10/chartex" xmlns:cx5="http://schemas.microsoft.com/office/drawing/2016/5/11/chartex" xmlns:cx6="http://schemas.microsoft.com/office/drawing/2016/5/12/chartex" xmlns:cx7="http://schemas.microsoft.com/office/drawing/2016/5/13/chartex" xmlns:cx8="http://schemas.microsoft.com/office/drawing/2016/5/14/chartex" xmlns:aink="http://schemas.microsoft.com/office/drawing/2016/ink" xmlns:am3d="http://schemas.microsoft.com/office/drawing/2017/model3d" xmlns:w16cex="http://schemas.microsoft.com/office/word/2018/wordml/cex" xmlns:w16cid="http://schemas.microsoft.com/office/word/2016/wordml/cid" xmlns:w16="http://schemas.microsoft.com/office/word/2018/wordml" xmlns:w16sdtdh="http://schemas.microsoft.com/office/word/2020/wordml/sdtdatahash" xmlns:w16se="http://schemas.microsoft.com/office/word/2015/wordml/symex" mc:Ignorable="w14 w15 wp14">
+  <w:body>
+    <w:p>
+      <w:pPr>
+        <w:pStyle w:val="Heading1"/>
+        <w:spacing w:after="400"/>
+        <w:jc w:val="center"/>
+      </w:pPr>
+      <w:r>
+        <w:t xml:space="preserve">Week 4 Assignment - Building LLM Applications</w:t>
+      </w:r>
+    </w:p>
+    <w:p>
+      <w:pPr>
+        <w:spacing w:after="200"/>
+        <w:jc w:val="center"/>
+      </w:pPr>
+      <w:r>
+        <w:t xml:space="preserve">Total Points: 100</w:t>
+      </w:r>
+    </w:p>
+    <w:p>
+      <w:pPr>
+        <w:pStyle w:val="Heading2"/>
+        <w:spacing w:before="200" w:after="150"/>
+      </w:pPr>
+      <w:r>
+        <w:t xml:space="preserve">Scenario</w:t>
+      </w:r>
+    </w:p>
+    <w:p>
+      <w:pPr>
+        <w:spacing w:after="200"/>
+      </w:pPr>
+      <w:r>
+        <w:t xml:space="preserve">You're building an AI research assistant that helps academics find relevant papers, summarize findings, and extract key information. The system must handle complex queries, maintain context, and provide structured outputs.</w:t>
+      </w:r>
+    </w:p>
+    <w:p>
+      <w:pPr>
+        <w:pStyle w:val="Heading1"/>
+        <w:spacing w:before="300" w:after="200"/>
+      </w:pPr>
+      <w:r>
+        <w:t xml:space="preserve">Part A: Prompt Engineering (40 points)</w:t>
+      </w:r>
+    </w:p>
+    <w:p>
+      <w:pPr>
+        <w:pStyle w:val="Heading2"/>
+        <w:spacing w:before="100" w:after="100"/>
+      </w:pPr>
+      <w:r>
+        <w:t xml:space="preserve">Question A1: Design System Prompts (15 points)</w:t>
+      </w:r>
+    </w:p>
+    <w:p>
+      <w:pPr>
+        <w:spacing w:after="150"/>
+      </w:pPr>
+      <w:r>
+        <w:t xml:space="preserve">Create three different system prompts for the research assistant:</w:t>
+      </w:r>
+    </w:p>
+    <w:p>
+      <w:pPr>
+        <w:pStyle w:val="Heading3"/>
+        <w:pBdr>
+          <w:bottom w:val="single" w:color="CCCCCC" w:space="1"/>
+        </w:pBdr>
+        <w:spacing w:before="100" w:after="300"/>
+      </w:pPr>
+      <w:r>
+        <w:t xml:space="preserve">Answer: (300-400 words + prompts)</w:t>
+      </w:r>
+    </w:p>
+    <w:p>
+      <w:pPr>
+        <w:spacing w:after="300"/>
+      </w:pPr>
+      <w:r>
+        <w:t xml:space="preserve">[Your answer here]</w:t>
+      </w:r>
+    </w:p>
+    <w:p>
+      <w:pPr>
+        <w:pStyle w:val="Heading2"/>
+        <w:spacing w:before="100" w:after="100"/>
+      </w:pPr>
+      <w:r>
+        <w:t xml:space="preserve">Question A2: Few-shot Examples (15 points)</w:t>
+      </w:r>
+    </w:p>
+    <w:p>
+      <w:pPr>
+        <w:spacing w:after="150"/>
+      </w:pPr>
+      <w:r>
+        <w:t xml:space="preserve">Design 3 few-shot examples for paper summarization task. Include:</w:t>
+      </w:r>
+    </w:p>
+    <w:p>
+      <w:pPr>
+        <w:pStyle w:val="Heading3"/>
+        <w:pBdr>
+          <w:bottom w:val="single" w:color="CCCCCC" w:space="1"/>
+        </w:pBdr>
+        <w:spacing w:before="100" w:after="300"/>
+      </w:pPr>
+      <w:r>
+        <w:t xml:space="preserve">Answer:</w:t>
+      </w:r>
+    </w:p>
+    <w:p>
+      <w:pPr>
+        <w:spacing w:after="300"/>
+      </w:pPr>
+      <w:r>
+        <w:t xml:space="preserve">[Your answer here]</w:t>
+      </w:r>
+    </w:p>
+    <w:p>
+      <w:pPr>
+        <w:pStyle w:val="Heading2"/>
+        <w:spacing w:before="100" w:after="100"/>
+      </w:pPr>
+      <w:r>
+        <w:t xml:space="preserve">Question A3: Chain-of-Thought for Analysis (10 points)</w:t>
+      </w:r>
+    </w:p>
+    <w:p>
+      <w:pPr>
+        <w:spacing w:after="150"/>
+      </w:pPr>
+      <w:r>
+        <w:t xml:space="preserve">Create a chain-of-thought prompt for analyzing research gaps in a paper.</w:t>
+      </w:r>
+    </w:p>
+    <w:p>
+      <w:pPr>
+        <w:pStyle w:val="Heading3"/>
+        <w:pBdr>
+          <w:bottom w:val="single" w:color="CCCCCC" w:space="1"/>
+        </w:pBdr>
+        <w:spacing w:before="100" w:after="400"/>
+      </w:pPr>
+      <w:r>
+        <w:t xml:space="preserve">Answer:</w:t>
+      </w:r>
+    </w:p>
+    <w:p>
+      <w:pPr>
+        <w:spacing w:after="400"/>
+      </w:pPr>
+      <w:r>
+        <w:t xml:space="preserve">[Your answer here]</w:t>
+      </w:r>
+    </w:p>
+    <w:p>
+      <w:pPr>
+        <w:pStyle w:val="Heading1"/>
+        <w:spacing w:before="300" w:after="200"/>
+      </w:pPr>
+      <w:r>
+        <w:t xml:space="preserve">Part B: Application Development (40 points)</w:t>
+      </w:r>
+    </w:p>
+    <w:p>
+      <w:pPr>
+        <w:pStyle w:val="Heading2"/>
+        <w:spacing w:before="100" w:after="100"/>
+      </w:pPr>
+      <w:r>
+        <w:t xml:space="preserve">Question B1: Implement Information Extraction (15 points)</w:t>
+      </w:r>
+    </w:p>
+    <w:p>
+      <w:pPr>
+        <w:spacing w:after="150"/>
+      </w:pPr>
+      <w:r>
+        <w:t xml:space="preserve">Write Python code to extract key information from research papers:</w:t>
+      </w:r>
+    </w:p>
+    <w:p>
+      <w:pPr>
+        <w:pStyle w:val="Heading3"/>
+        <w:pBdr>
+          <w:bottom w:val="single" w:color="CCCCCC" w:space="1"/>
+        </w:pBdr>
+        <w:spacing w:before="100" w:after="300"/>
+      </w:pPr>
+      <w:r>
+        <w:t xml:space="preserve">Code:</w:t>
+      </w:r>
+    </w:p>
+    <w:p>
+      <w:pPr>
+        <w:spacing w:after="300"/>
+      </w:pPr>
+      <w:r>
+        <w:t xml:space="preserve">[Your code here]</w:t>
+      </w:r>
+    </w:p>
+    <w:p>
+      <w:pPr>
+        <w:pStyle w:val="Heading2"/>
+        <w:spacing w:before="100" w:after="100"/>
+      </w:pPr>
+      <w:r>
+        <w:t xml:space="preserve">Question B2: Build Multi-turn Conversation (15 points)</w:t>
+      </w:r>
+    </w:p>
+    <w:p>
+      <w:pPr>
+        <w:spacing w:after="150"/>
+      </w:pPr>
+      <w:r>
+        <w:t xml:space="preserve">Implement a conversation manager that maintains context across multiple turns.</w:t>
+      </w:r>
+    </w:p>
+    <w:p>
+      <w:pPr>
+        <w:pStyle w:val="Heading3"/>
+        <w:spacing w:before="100" w:after="100"/>
+      </w:pPr>
+      <w:r>
+        <w:t xml:space="preserve">Requirements:</w:t>
+      </w:r>
+    </w:p>
+    <w:p>
+      <w:pPr>
+        <w:pStyle w:val="Heading3"/>
+        <w:pBdr>
+          <w:bottom w:val="single" w:color="CCCCCC" w:space="1"/>
+        </w:pBdr>
+        <w:spacing w:before="100" w:after="300"/>
+      </w:pPr>
+      <w:r>
+        <w:t xml:space="preserve">Code:</w:t>
+      </w:r>
+    </w:p>
+    <w:p>
+      <w:pPr>
+        <w:spacing w:after="300"/>
+      </w:pPr>
+      <w:r>
+        <w:t xml:space="preserve">[Your code here]</w:t>
+      </w:r>
+    </w:p>
+    <w:p>
+      <w:pPr>
+        <w:pStyle w:val="Heading2"/>
+        <w:spacing w:before="100" w:after="100"/>
+      </w:pPr>
+      <w:r>
+        <w:t xml:space="preserve">Question B3: Create Text Summarization (10 points)</w:t>
+      </w:r>
+    </w:p>
+    <w:p>
+      <w:pPr>
+        <w:spacing w:after="150"/>
+      </w:pPr>
+      <w:r>
+        <w:t xml:space="preserve">Implement both extractive and abstractive summarization.</w:t>
+      </w:r>
+    </w:p>
+    <w:p>
+      <w:pPr>
+        <w:pStyle w:val="Heading3"/>
+        <w:pBdr>
+          <w:bottom w:val="single" w:color="CCCCCC" w:space="1"/>
+        </w:pBdr>
+        <w:spacing w:before="100" w:after="400"/>
+      </w:pPr>
+      <w:r>
+        <w:t xml:space="preserve">Code:</w:t>
+      </w:r>
+    </w:p>
+    <w:p>
+      <w:pPr>
+        <w:spacing w:after="400"/>
+      </w:pPr>
+      <w:r>
+        <w:t xml:space="preserve">[Your code here]</w:t>
+      </w:r>
+    </w:p>
+    <w:p>
+      <w:pPr>
+        <w:pStyle w:val="Heading1"/>
+        <w:spacing w:before="300" w:after="200"/>
+      </w:pPr>
+      <w:r>
+        <w:t xml:space="preserve">Part C: Analysis and Reflection (20 points)</w:t>
+      </w:r>
+    </w:p>
+    <w:p>
+      <w:pPr>
+        <w:pStyle w:val="Heading2"/>
+        <w:spacing w:before="100" w:after="100"/>
+      </w:pPr>
+      <w:r>
+        <w:t xml:space="preserve">Question C1: Prompt Optimization (10 points)</w:t>
+      </w:r>
+    </w:p>
+    <w:p>
+      <w:pPr>
+        <w:spacing w:after="150"/>
+      </w:pPr>
+      <w:r>
+        <w:t xml:space="preserve">Describe how you would optimize prompts for your research assistant. Discuss:</w:t>
+      </w:r>
+    </w:p>
+    <w:p>
+      <w:pPr>
+        <w:pStyle w:val="Heading3"/>
+        <w:pBdr>
+          <w:bottom w:val="single" w:color="CCCCCC" w:space="1"/>
+        </w:pBdr>
+        <w:spacing w:before="100" w:after="300"/>
+      </w:pPr>
+      <w:r>
+        <w:t xml:space="preserve">Answer: (250-350 words)</w:t>
+      </w:r>
+    </w:p>
+    <w:p>
+      <w:pPr>
+        <w:spacing w:after="300"/>
+      </w:pPr>
+      <w:r>
+        <w:t xml:space="preserve">[Your answer here]</w:t>
+      </w:r>
+    </w:p>
+    <w:p>
+      <w:pPr>
+        <w:pStyle w:val="Heading2"/>
+        <w:spacing w:before="100" w:after="100"/>
+      </w:pPr>
+      <w:r>
+        <w:t xml:space="preserve">Question C2: Safety and Ethics (10 points)</w:t>
+      </w:r>
+    </w:p>
+    <w:p>
+      <w:pPr>
+        <w:spacing w:after="150"/>
+      </w:pPr>
+      <w:r>
+        <w:t xml:space="preserve">Address potential issues:</w:t>
+      </w:r>
+    </w:p>
+    <w:p>
+      <w:pPr>
+        <w:pStyle w:val="Heading3"/>
+        <w:pBdr>
+          <w:bottom w:val="single" w:color="CCCCCC" w:space="1"/>
+        </w:pBdr>
+        <w:spacing w:before="100" w:after="400"/>
+      </w:pPr>
+      <w:r>
+        <w:t xml:space="preserve">Answer: (200-300 words)</w:t>
+      </w:r>
+    </w:p>
+    <w:p>
+      <w:pPr>
+        <w:spacing w:after="400"/>
+      </w:pPr>
+      <w:r>
+        <w:t xml:space="preserve">[Your answer here]</w:t>
+      </w:r>
+    </w:p>
+    <w:sectPr>
+      <w:pgSz w:w="11906" w:h="16838" w:orient="portrait"/>
+      <w:pgMar w:top="1440" w:right="1440" w:bottom="1440" w:left="1440" w:header="708" w:footer="708" w:gutter="0"/>
+      <w:pgNumType/>
+      <w:docGrid w:linePitch="360"/>
+    </w:sectPr>
+  </w:body>
+</w:document>
 </file>
 
 <file path=word/comments.xml><?xml version="1.0" encoding="utf-8"?>
